--- a/docs/lista_louvores/Textos_Louvores/O Amor de Deus.docx
+++ b/docs/lista_louvores/Textos_Louvores/O Amor de Deus.docx
@@ -4,23 +4,23 @@
   <w:body>
     <w:p>
       <w:pPr>
-        <w:spacing w:before="120"/>
-        <w:rPr>
-          <w:rFonts w:ascii="Times New Roman" w:hAnsi="Times New Roman"/>
-          <w:u w:val="single"/>
+        <w:pStyle w:val="Ttulo1"/>
+        <w:spacing w:after="120"/>
+        <w:rPr>
+          <w:b/>
+          <w:bCs/>
         </w:rPr>
       </w:pPr>
       <w:r>
         <w:rPr>
-          <w:rFonts w:ascii="Times New Roman" w:hAnsi="Times New Roman"/>
-          <w:u w:val="single"/>
+          <w:b/>
+          <w:bCs/>
         </w:rPr>
         <w:t>O AMOR DE DEUS</w:t>
       </w:r>
     </w:p>
     <w:p>
       <w:pPr>
-        <w:spacing w:after="0"/>
         <w:rPr>
           <w:rFonts w:ascii="Times New Roman" w:hAnsi="Times New Roman"/>
         </w:rPr>
@@ -31,13 +31,55 @@
           <w:iCs/>
         </w:rPr>
         <w:t>Graça sobre graça, recebi</w:t>
+      </w:r>
+      <w:r>
+        <w:rPr>
+          <w:rFonts w:ascii="Times New Roman" w:hAnsi="Times New Roman"/>
+          <w:iCs/>
+        </w:rPr>
+        <w:br/>
+      </w:r>
+      <w:r>
+        <w:rPr>
+          <w:rFonts w:ascii="Times New Roman" w:hAnsi="Times New Roman"/>
+          <w:iCs/>
+        </w:rPr>
+        <w:t xml:space="preserve">E da plenitude, renasci </w:t>
+      </w:r>
+      <w:r>
+        <w:rPr>
+          <w:rFonts w:ascii="Times New Roman" w:hAnsi="Times New Roman"/>
+          <w:iCs/>
+        </w:rPr>
+        <w:br/>
+      </w:r>
+      <w:r>
+        <w:rPr>
+          <w:rFonts w:ascii="Times New Roman" w:hAnsi="Times New Roman"/>
+          <w:iCs/>
+        </w:rPr>
+        <w:t>Quando atraído, me encontrei</w:t>
+      </w:r>
+      <w:r>
+        <w:rPr>
+          <w:rFonts w:ascii="Times New Roman" w:hAnsi="Times New Roman"/>
+          <w:iCs/>
+        </w:rPr>
+        <w:br/>
+      </w:r>
+      <w:r>
+        <w:rPr>
+          <w:rFonts w:ascii="Times New Roman" w:hAnsi="Times New Roman"/>
+          <w:iCs/>
+        </w:rPr>
+        <w:t>No amor de Deus</w:t>
       </w:r>
     </w:p>
     <w:p>
       <w:pPr>
-        <w:spacing w:after="0"/>
-        <w:rPr>
-          <w:rFonts w:ascii="Times New Roman" w:hAnsi="Times New Roman"/>
+        <w:rPr>
+          <w:rFonts w:ascii="Times New Roman" w:hAnsi="Times New Roman"/>
+          <w:iCs/>
         </w:rPr>
       </w:pPr>
       <w:r>
@@ -45,44 +87,217 @@
           <w:rFonts w:ascii="Times New Roman" w:hAnsi="Times New Roman"/>
           <w:iCs/>
         </w:rPr>
-        <w:t xml:space="preserve">E da plenitude, renasci </w:t>
+        <w:t>Viva e poderosa salvação</w:t>
+      </w:r>
+      <w:r>
+        <w:rPr>
+          <w:rFonts w:ascii="Times New Roman" w:hAnsi="Times New Roman"/>
+          <w:iCs/>
+        </w:rPr>
+        <w:br/>
+      </w:r>
+      <w:r>
+        <w:rPr>
+          <w:rFonts w:ascii="Times New Roman" w:hAnsi="Times New Roman"/>
+          <w:iCs/>
+        </w:rPr>
+        <w:t>Luz que me alcançou na escuridão</w:t>
+      </w:r>
+      <w:r>
+        <w:rPr>
+          <w:rFonts w:ascii="Times New Roman" w:hAnsi="Times New Roman"/>
+          <w:iCs/>
+        </w:rPr>
+        <w:br/>
+      </w:r>
+      <w:r>
+        <w:rPr>
+          <w:rFonts w:ascii="Times New Roman" w:hAnsi="Times New Roman"/>
+          <w:iCs/>
+        </w:rPr>
+        <w:t>Todo meu pecado se apagou</w:t>
+      </w:r>
+      <w:r>
+        <w:rPr>
+          <w:rFonts w:ascii="Times New Roman" w:hAnsi="Times New Roman"/>
+          <w:iCs/>
+        </w:rPr>
+        <w:br/>
+      </w:r>
+      <w:r>
+        <w:rPr>
+          <w:rFonts w:ascii="Times New Roman" w:hAnsi="Times New Roman"/>
+          <w:iCs/>
+        </w:rPr>
+        <w:t>No amor de Deus</w:t>
       </w:r>
     </w:p>
     <w:p>
       <w:pPr>
-        <w:spacing w:after="0"/>
-        <w:rPr>
-          <w:rFonts w:ascii="Times New Roman" w:hAnsi="Times New Roman"/>
+        <w:rPr>
+          <w:rFonts w:ascii="Times New Roman" w:hAnsi="Times New Roman"/>
+          <w:i/>
         </w:rPr>
       </w:pPr>
       <w:r>
         <w:rPr>
           <w:rFonts w:ascii="Times New Roman" w:hAnsi="Times New Roman"/>
-          <w:iCs/>
-        </w:rPr>
-        <w:t>Quando atraído, me encontrei</w:t>
+          <w:b/>
+          <w:i/>
+        </w:rPr>
+        <w:t>Logo eu, um pobre pecador</w:t>
+      </w:r>
+      <w:r>
+        <w:rPr>
+          <w:rFonts w:ascii="Times New Roman" w:hAnsi="Times New Roman"/>
+          <w:b/>
+          <w:i/>
+        </w:rPr>
+        <w:br/>
+      </w:r>
+      <w:r>
+        <w:rPr>
+          <w:rFonts w:ascii="Times New Roman" w:hAnsi="Times New Roman"/>
+          <w:b/>
+          <w:i/>
+        </w:rPr>
+        <w:t>Logo eu, tão fraco e tão devedor</w:t>
+      </w:r>
+      <w:r>
+        <w:rPr>
+          <w:rFonts w:ascii="Times New Roman" w:hAnsi="Times New Roman"/>
+          <w:b/>
+          <w:i/>
+        </w:rPr>
+        <w:br/>
+      </w:r>
+      <w:r>
+        <w:rPr>
+          <w:rFonts w:ascii="Times New Roman" w:hAnsi="Times New Roman"/>
+          <w:b/>
+          <w:i/>
+        </w:rPr>
+        <w:t xml:space="preserve">Logo eu, de graça recebi </w:t>
+      </w:r>
+      <w:r>
+        <w:rPr>
+          <w:rFonts w:ascii="Times New Roman" w:hAnsi="Times New Roman"/>
+          <w:b/>
+          <w:i/>
+        </w:rPr>
+        <w:br/>
+      </w:r>
+      <w:r>
+        <w:rPr>
+          <w:rFonts w:ascii="Times New Roman" w:hAnsi="Times New Roman"/>
+          <w:b/>
+          <w:i/>
+        </w:rPr>
+        <w:t>O amor de Deus</w:t>
+      </w:r>
+      <w:r>
+        <w:rPr>
+          <w:rFonts w:ascii="Times New Roman" w:hAnsi="Times New Roman"/>
+          <w:b/>
+          <w:i/>
+        </w:rPr>
+        <w:br/>
+      </w:r>
+      <w:r>
+        <w:rPr>
+          <w:rFonts w:ascii="Times New Roman" w:hAnsi="Times New Roman"/>
+          <w:b/>
+          <w:i/>
+        </w:rPr>
+        <w:t>Logo eu, finito e carnal</w:t>
+      </w:r>
+      <w:r>
+        <w:rPr>
+          <w:rFonts w:ascii="Times New Roman" w:hAnsi="Times New Roman"/>
+          <w:b/>
+          <w:i/>
+        </w:rPr>
+        <w:br/>
+      </w:r>
+      <w:r>
+        <w:rPr>
+          <w:rFonts w:ascii="Times New Roman" w:hAnsi="Times New Roman"/>
+          <w:b/>
+          <w:i/>
+        </w:rPr>
+        <w:t>Logo eu, diante de um Deus imortal</w:t>
+      </w:r>
+      <w:r>
+        <w:rPr>
+          <w:rFonts w:ascii="Times New Roman" w:hAnsi="Times New Roman"/>
+          <w:b/>
+          <w:i/>
+        </w:rPr>
+        <w:br/>
+      </w:r>
+      <w:r>
+        <w:rPr>
+          <w:rFonts w:ascii="Times New Roman" w:hAnsi="Times New Roman"/>
+          <w:b/>
+          <w:i/>
+        </w:rPr>
+        <w:t xml:space="preserve">Logo eu, de graça recebi </w:t>
+      </w:r>
+      <w:r>
+        <w:rPr>
+          <w:rFonts w:ascii="Times New Roman" w:hAnsi="Times New Roman"/>
+          <w:b/>
+          <w:i/>
+        </w:rPr>
+        <w:br/>
+      </w:r>
+      <w:r>
+        <w:rPr>
+          <w:rFonts w:ascii="Times New Roman" w:hAnsi="Times New Roman"/>
+          <w:b/>
+          <w:i/>
+        </w:rPr>
+        <w:t>O amor de Deus</w:t>
       </w:r>
     </w:p>
     <w:p>
       <w:pPr>
-        <w:spacing w:after="0"/>
-        <w:rPr>
-          <w:rFonts w:ascii="Times New Roman" w:hAnsi="Times New Roman"/>
+        <w:rPr>
+          <w:rFonts w:ascii="Times New Roman" w:hAnsi="Times New Roman"/>
+          <w:b/>
+          <w:bCs/>
         </w:rPr>
       </w:pPr>
       <w:r>
         <w:rPr>
           <w:rFonts w:ascii="Times New Roman" w:hAnsi="Times New Roman"/>
-          <w:iCs/>
-        </w:rPr>
-        <w:t>No amor de Deus</w:t>
+          <w:b/>
+          <w:bCs/>
+        </w:rPr>
+        <w:t xml:space="preserve">[REPETE </w:t>
+      </w:r>
+      <w:r>
+        <w:rPr>
+          <w:rFonts w:ascii="Times New Roman" w:hAnsi="Times New Roman"/>
+          <w:b/>
+          <w:bCs/>
+        </w:rPr>
+        <w:t>ACIMA</w:t>
+      </w:r>
+      <w:r>
+        <w:rPr>
+          <w:rFonts w:ascii="Times New Roman" w:hAnsi="Times New Roman"/>
+          <w:b/>
+          <w:bCs/>
+        </w:rPr>
+        <w:t>]</w:t>
       </w:r>
     </w:p>
     <w:p>
       <w:pPr>
-        <w:spacing w:before="120" w:after="0"/>
-        <w:rPr>
-          <w:rFonts w:ascii="Times New Roman" w:hAnsi="Times New Roman"/>
+        <w:rPr>
+          <w:rFonts w:ascii="Times New Roman" w:hAnsi="Times New Roman"/>
+          <w:iCs/>
         </w:rPr>
       </w:pPr>
       <w:r>
@@ -90,12 +305,79 @@
           <w:rFonts w:ascii="Times New Roman" w:hAnsi="Times New Roman"/>
           <w:iCs/>
         </w:rPr>
-        <w:t>Viva e poderosa salvação</w:t>
+        <w:t>O amor de Deus é rico em benefícios</w:t>
+      </w:r>
+      <w:r>
+        <w:rPr>
+          <w:rFonts w:ascii="Times New Roman" w:hAnsi="Times New Roman"/>
+          <w:iCs/>
+        </w:rPr>
+        <w:br/>
+      </w:r>
+      <w:r>
+        <w:rPr>
+          <w:rFonts w:ascii="Times New Roman" w:hAnsi="Times New Roman"/>
+          <w:iCs/>
+        </w:rPr>
+        <w:t>O amor de Deus</w:t>
+      </w:r>
+      <w:r>
+        <w:rPr>
+          <w:rFonts w:ascii="Times New Roman" w:hAnsi="Times New Roman"/>
+        </w:rPr>
+        <w:t xml:space="preserve"> </w:t>
+      </w:r>
+      <w:r>
+        <w:rPr>
+          <w:rFonts w:ascii="Times New Roman" w:hAnsi="Times New Roman"/>
+          <w:iCs/>
+        </w:rPr>
+        <w:t>não mede sacrifícios</w:t>
+      </w:r>
+      <w:r>
+        <w:rPr>
+          <w:rFonts w:ascii="Times New Roman" w:hAnsi="Times New Roman"/>
+          <w:iCs/>
+        </w:rPr>
+        <w:br/>
+      </w:r>
+      <w:r>
+        <w:rPr>
+          <w:rFonts w:ascii="Times New Roman" w:hAnsi="Times New Roman"/>
+          <w:iCs/>
+        </w:rPr>
+        <w:t>Dos braços desse amor</w:t>
+      </w:r>
+      <w:r>
+        <w:rPr>
+          <w:rFonts w:ascii="Times New Roman" w:hAnsi="Times New Roman"/>
+          <w:iCs/>
+        </w:rPr>
+        <w:br/>
+      </w:r>
+      <w:r>
+        <w:rPr>
+          <w:rFonts w:ascii="Times New Roman" w:hAnsi="Times New Roman"/>
+          <w:iCs/>
+        </w:rPr>
+        <w:t>Recebo o perdão</w:t>
+      </w:r>
+      <w:r>
+        <w:rPr>
+          <w:rFonts w:ascii="Times New Roman" w:hAnsi="Times New Roman"/>
+        </w:rPr>
+        <w:t xml:space="preserve"> c</w:t>
+      </w:r>
+      <w:r>
+        <w:rPr>
+          <w:rFonts w:ascii="Times New Roman" w:hAnsi="Times New Roman"/>
+          <w:iCs/>
+        </w:rPr>
+        <w:t>omprado por Jesus</w:t>
       </w:r>
     </w:p>
     <w:p>
       <w:pPr>
-        <w:spacing w:after="0"/>
         <w:rPr>
           <w:rFonts w:ascii="Times New Roman" w:hAnsi="Times New Roman"/>
         </w:rPr>
@@ -105,405 +387,96 @@
           <w:rFonts w:ascii="Times New Roman" w:hAnsi="Times New Roman"/>
           <w:iCs/>
         </w:rPr>
-        <w:t>Luz que me alcançou na escuridão</w:t>
+        <w:t>O amor de Deus é puro e consciente</w:t>
+      </w:r>
+      <w:r>
+        <w:rPr>
+          <w:rFonts w:ascii="Times New Roman" w:hAnsi="Times New Roman"/>
+          <w:iCs/>
+        </w:rPr>
+        <w:br/>
+      </w:r>
+      <w:r>
+        <w:rPr>
+          <w:rFonts w:ascii="Times New Roman" w:hAnsi="Times New Roman"/>
+          <w:iCs/>
+        </w:rPr>
+        <w:t>Como as manhãs</w:t>
+      </w:r>
+      <w:r>
+        <w:rPr>
+          <w:rFonts w:ascii="Times New Roman" w:hAnsi="Times New Roman"/>
+        </w:rPr>
+        <w:t xml:space="preserve"> é</w:t>
+      </w:r>
+      <w:r>
+        <w:rPr>
+          <w:rFonts w:ascii="Times New Roman" w:hAnsi="Times New Roman"/>
+          <w:iCs/>
+        </w:rPr>
+        <w:t xml:space="preserve"> firme e constante</w:t>
+      </w:r>
+      <w:r>
+        <w:rPr>
+          <w:rFonts w:ascii="Times New Roman" w:hAnsi="Times New Roman"/>
+          <w:iCs/>
+        </w:rPr>
+        <w:br/>
+      </w:r>
+      <w:r>
+        <w:rPr>
+          <w:rFonts w:ascii="Times New Roman" w:hAnsi="Times New Roman"/>
+          <w:iCs/>
+        </w:rPr>
+        <w:t>Que se entregou na cruz</w:t>
+      </w:r>
+      <w:r>
+        <w:rPr>
+          <w:rFonts w:ascii="Times New Roman" w:hAnsi="Times New Roman"/>
+          <w:iCs/>
+        </w:rPr>
+        <w:br/>
+      </w:r>
+      <w:r>
+        <w:rPr>
+          <w:rFonts w:ascii="Times New Roman" w:hAnsi="Times New Roman"/>
+          <w:iCs/>
+        </w:rPr>
+        <w:t>E a morte derrotou</w:t>
+      </w:r>
+      <w:r>
+        <w:rPr>
+          <w:rFonts w:ascii="Times New Roman" w:hAnsi="Times New Roman"/>
+        </w:rPr>
+        <w:t xml:space="preserve"> o</w:t>
+      </w:r>
+      <w:r>
+        <w:rPr>
+          <w:rFonts w:ascii="Times New Roman" w:hAnsi="Times New Roman"/>
+          <w:iCs/>
+        </w:rPr>
+        <w:t xml:space="preserve"> amor de Jesus</w:t>
       </w:r>
     </w:p>
     <w:p>
       <w:pPr>
-        <w:spacing w:after="0"/>
-        <w:rPr>
-          <w:rFonts w:ascii="Times New Roman" w:hAnsi="Times New Roman"/>
+        <w:rPr>
+          <w:rFonts w:ascii="Times New Roman" w:hAnsi="Times New Roman"/>
+          <w:b/>
+          <w:i/>
+          <w:iCs/>
         </w:rPr>
       </w:pPr>
       <w:r>
         <w:rPr>
           <w:rFonts w:ascii="Times New Roman" w:hAnsi="Times New Roman"/>
-          <w:iCs/>
-        </w:rPr>
-        <w:t>Todo meu pecado se apagou</w:t>
+          <w:b/>
+          <w:i/>
+          <w:iCs/>
+        </w:rPr>
+        <w:t>[REFRÃO]</w:t>
       </w:r>
     </w:p>
-    <w:p>
-      <w:pPr>
-        <w:spacing w:after="0"/>
-        <w:rPr>
-          <w:rFonts w:ascii="Times New Roman" w:hAnsi="Times New Roman"/>
-          <w:iCs/>
-        </w:rPr>
-      </w:pPr>
-      <w:r>
-        <w:rPr>
-          <w:rFonts w:ascii="Times New Roman" w:hAnsi="Times New Roman"/>
-          <w:iCs/>
-        </w:rPr>
-        <w:t>No amor de Deus</w:t>
-      </w:r>
-    </w:p>
-    <w:p>
-      <w:pPr>
-        <w:spacing w:before="120" w:after="0"/>
-        <w:rPr>
-          <w:rFonts w:ascii="Times New Roman" w:hAnsi="Times New Roman"/>
-          <w:b/>
-          <w:i/>
-        </w:rPr>
-      </w:pPr>
-      <w:r>
-        <w:rPr>
-          <w:rFonts w:ascii="Times New Roman" w:hAnsi="Times New Roman"/>
-          <w:b/>
-          <w:i/>
-        </w:rPr>
-        <w:t>Logo eu, um pobre pecador</w:t>
-      </w:r>
-    </w:p>
-    <w:p>
-      <w:pPr>
-        <w:spacing w:after="0"/>
-        <w:rPr>
-          <w:rFonts w:ascii="Times New Roman" w:hAnsi="Times New Roman"/>
-          <w:b/>
-          <w:i/>
-        </w:rPr>
-      </w:pPr>
-      <w:r>
-        <w:rPr>
-          <w:rFonts w:ascii="Times New Roman" w:hAnsi="Times New Roman"/>
-          <w:b/>
-          <w:i/>
-        </w:rPr>
-        <w:t>Logo eu, tão fraco e tão devedor</w:t>
-      </w:r>
-    </w:p>
-    <w:p>
-      <w:pPr>
-        <w:spacing w:after="0"/>
-        <w:rPr>
-          <w:rFonts w:ascii="Times New Roman" w:hAnsi="Times New Roman"/>
-          <w:b/>
-          <w:i/>
-        </w:rPr>
-      </w:pPr>
-      <w:r>
-        <w:rPr>
-          <w:rFonts w:ascii="Times New Roman" w:hAnsi="Times New Roman"/>
-          <w:b/>
-          <w:i/>
-        </w:rPr>
-        <w:t xml:space="preserve">Logo eu, de graça recebi </w:t>
-      </w:r>
-    </w:p>
-    <w:p>
-      <w:pPr>
-        <w:spacing w:after="0"/>
-        <w:rPr>
-          <w:rFonts w:ascii="Times New Roman" w:hAnsi="Times New Roman"/>
-          <w:b/>
-          <w:i/>
-        </w:rPr>
-      </w:pPr>
-      <w:r>
-        <w:rPr>
-          <w:rFonts w:ascii="Times New Roman" w:hAnsi="Times New Roman"/>
-          <w:b/>
-          <w:i/>
-        </w:rPr>
-        <w:t>O amor de Deus</w:t>
-      </w:r>
-    </w:p>
-    <w:p>
-      <w:pPr>
-        <w:spacing w:after="0"/>
-        <w:rPr>
-          <w:rFonts w:ascii="Times New Roman" w:hAnsi="Times New Roman"/>
-          <w:b/>
-          <w:i/>
-        </w:rPr>
-      </w:pPr>
-      <w:r>
-        <w:rPr>
-          <w:rFonts w:ascii="Times New Roman" w:hAnsi="Times New Roman"/>
-          <w:b/>
-          <w:i/>
-        </w:rPr>
-        <w:t>Logo eu, finito e carnal</w:t>
-      </w:r>
-    </w:p>
-    <w:p>
-      <w:pPr>
-        <w:spacing w:after="0"/>
-        <w:rPr>
-          <w:rFonts w:ascii="Times New Roman" w:hAnsi="Times New Roman"/>
-          <w:b/>
-          <w:i/>
-        </w:rPr>
-      </w:pPr>
-      <w:r>
-        <w:rPr>
-          <w:rFonts w:ascii="Times New Roman" w:hAnsi="Times New Roman"/>
-          <w:b/>
-          <w:i/>
-        </w:rPr>
-        <w:t>Logo eu, diante de um Deus imortal</w:t>
-      </w:r>
-    </w:p>
-    <w:p>
-      <w:pPr>
-        <w:spacing w:after="0"/>
-        <w:rPr>
-          <w:rFonts w:ascii="Times New Roman" w:hAnsi="Times New Roman"/>
-          <w:b/>
-          <w:i/>
-        </w:rPr>
-      </w:pPr>
-      <w:r>
-        <w:rPr>
-          <w:rFonts w:ascii="Times New Roman" w:hAnsi="Times New Roman"/>
-          <w:b/>
-          <w:i/>
-        </w:rPr>
-        <w:t xml:space="preserve">Logo eu, de graça recebi </w:t>
-      </w:r>
-    </w:p>
-    <w:p>
-      <w:pPr>
-        <w:spacing w:after="0"/>
-        <w:rPr>
-          <w:rFonts w:ascii="Times New Roman" w:hAnsi="Times New Roman"/>
-          <w:i/>
-        </w:rPr>
-      </w:pPr>
-      <w:r>
-        <w:rPr>
-          <w:rFonts w:ascii="Times New Roman" w:hAnsi="Times New Roman"/>
-          <w:b/>
-          <w:i/>
-        </w:rPr>
-        <w:t>O amor de Deus</w:t>
-      </w:r>
-    </w:p>
-    <w:p>
-      <w:pPr>
-        <w:spacing w:before="120" w:after="0"/>
-        <w:rPr>
-          <w:rFonts w:ascii="Times New Roman" w:hAnsi="Times New Roman"/>
-        </w:rPr>
-      </w:pPr>
-      <w:r>
-        <w:rPr>
-          <w:rFonts w:ascii="Times New Roman" w:hAnsi="Times New Roman"/>
-        </w:rPr>
-        <w:t xml:space="preserve">[REPETE </w:t>
-      </w:r>
-      <w:r>
-        <w:rPr>
-          <w:rFonts w:ascii="Times New Roman" w:hAnsi="Times New Roman"/>
-        </w:rPr>
-        <w:t>TODA</w:t>
-      </w:r>
-      <w:r>
-        <w:rPr>
-          <w:rFonts w:ascii="Times New Roman" w:hAnsi="Times New Roman"/>
-        </w:rPr>
-        <w:t>]</w:t>
-      </w:r>
-    </w:p>
-    <w:p>
-      <w:pPr>
-        <w:spacing w:before="120" w:after="0"/>
-        <w:rPr>
-          <w:rFonts w:ascii="Times New Roman" w:hAnsi="Times New Roman"/>
-        </w:rPr>
-      </w:pPr>
-      <w:r>
-        <w:rPr>
-          <w:rFonts w:ascii="Times New Roman" w:hAnsi="Times New Roman"/>
-          <w:iCs/>
-        </w:rPr>
-        <w:t>O amor de Deus é rico em benefícios</w:t>
-      </w:r>
-    </w:p>
-    <w:p>
-      <w:pPr>
-        <w:spacing w:after="0"/>
-        <w:rPr>
-          <w:rFonts w:ascii="Times New Roman" w:hAnsi="Times New Roman"/>
-          <w:iCs/>
-        </w:rPr>
-      </w:pPr>
-      <w:r>
-        <w:rPr>
-          <w:rFonts w:ascii="Times New Roman" w:hAnsi="Times New Roman"/>
-          <w:iCs/>
-        </w:rPr>
-        <w:t>O amor de Deus</w:t>
-      </w:r>
-      <w:r>
-        <w:rPr>
-          <w:rFonts w:ascii="Times New Roman" w:hAnsi="Times New Roman"/>
-        </w:rPr>
-        <w:t xml:space="preserve"> </w:t>
-      </w:r>
-      <w:r>
-        <w:rPr>
-          <w:rFonts w:ascii="Times New Roman" w:hAnsi="Times New Roman"/>
-          <w:iCs/>
-        </w:rPr>
-        <w:t>não mede sacrifícios</w:t>
-      </w:r>
-    </w:p>
-    <w:p>
-      <w:pPr>
-        <w:spacing w:after="0"/>
-        <w:rPr>
-          <w:rFonts w:ascii="Times New Roman" w:hAnsi="Times New Roman"/>
-        </w:rPr>
-      </w:pPr>
-      <w:r>
-        <w:rPr>
-          <w:rFonts w:ascii="Times New Roman" w:hAnsi="Times New Roman"/>
-          <w:iCs/>
-        </w:rPr>
-        <w:t>Dos braços desse amor</w:t>
-      </w:r>
-    </w:p>
-    <w:p>
-      <w:pPr>
-        <w:spacing w:after="0"/>
-        <w:rPr>
-          <w:rFonts w:ascii="Times New Roman" w:hAnsi="Times New Roman"/>
-          <w:iCs/>
-        </w:rPr>
-      </w:pPr>
-      <w:r>
-        <w:rPr>
-          <w:rFonts w:ascii="Times New Roman" w:hAnsi="Times New Roman"/>
-          <w:iCs/>
-        </w:rPr>
-        <w:t>Recebo o perdão</w:t>
-      </w:r>
-      <w:r>
-        <w:rPr>
-          <w:rFonts w:ascii="Times New Roman" w:hAnsi="Times New Roman"/>
-        </w:rPr>
-        <w:t xml:space="preserve"> c</w:t>
-      </w:r>
-      <w:r>
-        <w:rPr>
-          <w:rFonts w:ascii="Times New Roman" w:hAnsi="Times New Roman"/>
-          <w:iCs/>
-        </w:rPr>
-        <w:t>omprado por Jesus</w:t>
-      </w:r>
-    </w:p>
-    <w:p>
-      <w:pPr>
-        <w:spacing w:after="0"/>
-        <w:rPr>
-          <w:rFonts w:ascii="Times New Roman" w:hAnsi="Times New Roman"/>
-        </w:rPr>
-      </w:pPr>
-      <w:r>
-        <w:rPr>
-          <w:rFonts w:ascii="Times New Roman" w:hAnsi="Times New Roman"/>
-          <w:iCs/>
-        </w:rPr>
-        <w:t>O amor de Deus é puro e consciente</w:t>
-      </w:r>
-    </w:p>
-    <w:p>
-      <w:pPr>
-        <w:spacing w:after="0"/>
-        <w:rPr>
-          <w:rFonts w:ascii="Times New Roman" w:hAnsi="Times New Roman"/>
-          <w:iCs/>
-        </w:rPr>
-      </w:pPr>
-      <w:r>
-        <w:rPr>
-          <w:rFonts w:ascii="Times New Roman" w:hAnsi="Times New Roman"/>
-          <w:iCs/>
-        </w:rPr>
-        <w:t>Como as manhãs</w:t>
-      </w:r>
-      <w:r>
-        <w:rPr>
-          <w:rFonts w:ascii="Times New Roman" w:hAnsi="Times New Roman"/>
-        </w:rPr>
-        <w:t xml:space="preserve"> é</w:t>
-      </w:r>
-      <w:r>
-        <w:rPr>
-          <w:rFonts w:ascii="Times New Roman" w:hAnsi="Times New Roman"/>
-          <w:iCs/>
-        </w:rPr>
-        <w:t xml:space="preserve"> firme e constante</w:t>
-      </w:r>
-    </w:p>
-    <w:p>
-      <w:pPr>
-        <w:spacing w:after="0"/>
-        <w:rPr>
-          <w:rFonts w:ascii="Times New Roman" w:hAnsi="Times New Roman"/>
-        </w:rPr>
-      </w:pPr>
-      <w:r>
-        <w:rPr>
-          <w:rFonts w:ascii="Times New Roman" w:hAnsi="Times New Roman"/>
-          <w:iCs/>
-        </w:rPr>
-        <w:t>Que se entregou na cruz</w:t>
-      </w:r>
-    </w:p>
-    <w:p>
-      <w:pPr>
-        <w:spacing w:after="0"/>
-        <w:rPr>
-          <w:rFonts w:ascii="Times New Roman" w:hAnsi="Times New Roman"/>
-        </w:rPr>
-      </w:pPr>
-      <w:r>
-        <w:rPr>
-          <w:rFonts w:ascii="Times New Roman" w:hAnsi="Times New Roman"/>
-          <w:iCs/>
-        </w:rPr>
-        <w:t>E a morte derrotou</w:t>
-      </w:r>
-      <w:r>
-        <w:rPr>
-          <w:rFonts w:ascii="Times New Roman" w:hAnsi="Times New Roman"/>
-        </w:rPr>
-        <w:t xml:space="preserve"> o</w:t>
-      </w:r>
-      <w:r>
-        <w:rPr>
-          <w:rFonts w:ascii="Times New Roman" w:hAnsi="Times New Roman"/>
-          <w:iCs/>
-        </w:rPr>
-        <w:t xml:space="preserve"> amor de Jesus</w:t>
-      </w:r>
-    </w:p>
-    <w:p>
-      <w:pPr>
-        <w:spacing w:before="120" w:after="0"/>
-        <w:rPr>
-          <w:rFonts w:ascii="Times New Roman" w:hAnsi="Times New Roman"/>
-          <w:b/>
-          <w:i/>
-          <w:iCs/>
-        </w:rPr>
-      </w:pPr>
-      <w:r>
-        <w:rPr>
-          <w:rFonts w:ascii="Times New Roman" w:hAnsi="Times New Roman"/>
-          <w:b/>
-          <w:i/>
-          <w:iCs/>
-        </w:rPr>
-        <w:t>[REFRÃO]</w:t>
-      </w:r>
-    </w:p>
-    <w:p/>
     <w:sectPr>
       <w:pgSz w:w="11906" w:h="16838"/>
       <w:pgMar w:top="1417" w:right="1701" w:bottom="1417" w:left="1701" w:header="708" w:footer="708" w:gutter="0"/>
@@ -924,6 +897,27 @@
       <w:lang w:eastAsia="pt-BR"/>
     </w:rPr>
   </w:style>
+  <w:style w:type="paragraph" w:styleId="Ttulo1">
+    <w:name w:val="heading 1"/>
+    <w:basedOn w:val="Normal"/>
+    <w:next w:val="Normal"/>
+    <w:link w:val="Ttulo1Char"/>
+    <w:uiPriority w:val="9"/>
+    <w:qFormat/>
+    <w:rsid w:val="00D53035"/>
+    <w:pPr>
+      <w:keepNext/>
+      <w:keepLines/>
+      <w:spacing w:before="240" w:after="0"/>
+      <w:outlineLvl w:val="0"/>
+    </w:pPr>
+    <w:rPr>
+      <w:rFonts w:asciiTheme="majorHAnsi" w:eastAsiaTheme="majorEastAsia" w:hAnsiTheme="majorHAnsi" w:cstheme="majorBidi"/>
+      <w:color w:val="2F5496" w:themeColor="accent1" w:themeShade="BF"/>
+      <w:sz w:val="32"/>
+      <w:szCs w:val="32"/>
+    </w:rPr>
+  </w:style>
   <w:style w:type="character" w:default="1" w:styleId="Fontepargpadro">
     <w:name w:val="Default Paragraph Font"/>
     <w:uiPriority w:val="1"/>
@@ -950,6 +944,20 @@
     <w:uiPriority w:val="99"/>
     <w:semiHidden/>
     <w:unhideWhenUsed/>
+  </w:style>
+  <w:style w:type="character" w:customStyle="1" w:styleId="Ttulo1Char">
+    <w:name w:val="Título 1 Char"/>
+    <w:basedOn w:val="Fontepargpadro"/>
+    <w:link w:val="Ttulo1"/>
+    <w:uiPriority w:val="9"/>
+    <w:rsid w:val="00D53035"/>
+    <w:rPr>
+      <w:rFonts w:asciiTheme="majorHAnsi" w:eastAsiaTheme="majorEastAsia" w:hAnsiTheme="majorHAnsi" w:cstheme="majorBidi"/>
+      <w:color w:val="2F5496" w:themeColor="accent1" w:themeShade="BF"/>
+      <w:sz w:val="32"/>
+      <w:szCs w:val="32"/>
+      <w:lang w:eastAsia="pt-BR"/>
+    </w:rPr>
   </w:style>
 </w:styles>
 </file>
